--- a/Lap3/lap3.docx
+++ b/Lap3/lap3.docx
@@ -44,10 +44,13 @@
           <w:rFonts w:hint="default"/>
           <w:lang w:val="vi-VN"/>
         </w:rPr>
-        <w:t>CNPP2</w:t>
+        <w:t>CNPM2</w:t>
       </w:r>
     </w:p>
-    <w:p/>
+    <w:p>
+      <w:bookmarkStart w:id="0" w:name="_GoBack"/>
+      <w:bookmarkEnd w:id="0"/>
+    </w:p>
     <w:p>
       <w:pPr>
         <w:rPr>
@@ -960,8 +963,6 @@
           <w:lang w:val="vi-VN"/>
         </w:rPr>
       </w:pPr>
-      <w:bookmarkStart w:id="0" w:name="_GoBack"/>
-      <w:bookmarkEnd w:id="0"/>
     </w:p>
     <w:sectPr>
       <w:pgSz w:w="11906" w:h="16838"/>
@@ -1375,9 +1376,9 @@
     <w:lsdException w:unhideWhenUsed="0" w:uiPriority="68" w:semiHidden="0" w:name="Medium Grid 2"/>
     <w:lsdException w:unhideWhenUsed="0" w:uiPriority="69" w:semiHidden="0" w:name="Medium Grid 3"/>
     <w:lsdException w:unhideWhenUsed="0" w:uiPriority="70" w:semiHidden="0" w:name="Dark List"/>
-    <w:lsdException w:unhideWhenUsed="0" w:uiPriority="71" w:semiHidden="0" w:name="Colorful Shading"/>
-    <w:lsdException w:unhideWhenUsed="0" w:uiPriority="72" w:semiHidden="0" w:name="Colorful List"/>
-    <w:lsdException w:unhideWhenUsed="0" w:uiPriority="73" w:semiHidden="0" w:name="Colorful Grid"/>
+    <w:lsdException w:qFormat="1" w:unhideWhenUsed="0" w:uiPriority="71" w:semiHidden="0" w:name="Colorful Shading"/>
+    <w:lsdException w:qFormat="1" w:unhideWhenUsed="0" w:uiPriority="72" w:semiHidden="0" w:name="Colorful List"/>
+    <w:lsdException w:qFormat="1" w:unhideWhenUsed="0" w:uiPriority="73" w:semiHidden="0" w:name="Colorful Grid"/>
     <w:lsdException w:unhideWhenUsed="0" w:uiPriority="60" w:semiHidden="0" w:name="Light Shading Accent 1"/>
     <w:lsdException w:unhideWhenUsed="0" w:uiPriority="61" w:semiHidden="0" w:name="Light List Accent 1"/>
     <w:lsdException w:unhideWhenUsed="0" w:uiPriority="62" w:semiHidden="0" w:name="Light Grid Accent 1"/>
@@ -1387,11 +1388,11 @@
     <w:lsdException w:unhideWhenUsed="0" w:uiPriority="66" w:semiHidden="0" w:name="Medium List 2 Accent 1"/>
     <w:lsdException w:unhideWhenUsed="0" w:uiPriority="67" w:semiHidden="0" w:name="Medium Grid 1 Accent 1"/>
     <w:lsdException w:unhideWhenUsed="0" w:uiPriority="68" w:semiHidden="0" w:name="Medium Grid 2 Accent 1"/>
-    <w:lsdException w:unhideWhenUsed="0" w:uiPriority="69" w:semiHidden="0" w:name="Medium Grid 3 Accent 1"/>
+    <w:lsdException w:qFormat="1" w:unhideWhenUsed="0" w:uiPriority="69" w:semiHidden="0" w:name="Medium Grid 3 Accent 1"/>
     <w:lsdException w:unhideWhenUsed="0" w:uiPriority="70" w:semiHidden="0" w:name="Dark List Accent 1"/>
-    <w:lsdException w:unhideWhenUsed="0" w:uiPriority="71" w:semiHidden="0" w:name="Colorful Shading Accent 1"/>
-    <w:lsdException w:unhideWhenUsed="0" w:uiPriority="72" w:semiHidden="0" w:name="Colorful List Accent 1"/>
-    <w:lsdException w:unhideWhenUsed="0" w:uiPriority="73" w:semiHidden="0" w:name="Colorful Grid Accent 1"/>
+    <w:lsdException w:qFormat="1" w:unhideWhenUsed="0" w:uiPriority="71" w:semiHidden="0" w:name="Colorful Shading Accent 1"/>
+    <w:lsdException w:qFormat="1" w:unhideWhenUsed="0" w:uiPriority="72" w:semiHidden="0" w:name="Colorful List Accent 1"/>
+    <w:lsdException w:qFormat="1" w:unhideWhenUsed="0" w:uiPriority="73" w:semiHidden="0" w:name="Colorful Grid Accent 1"/>
     <w:lsdException w:unhideWhenUsed="0" w:uiPriority="60" w:semiHidden="0" w:name="Light Shading Accent 2"/>
     <w:lsdException w:unhideWhenUsed="0" w:uiPriority="61" w:semiHidden="0" w:name="Light List Accent 2"/>
     <w:lsdException w:unhideWhenUsed="0" w:uiPriority="62" w:semiHidden="0" w:name="Light Grid Accent 2"/>
@@ -1404,8 +1405,8 @@
     <w:lsdException w:unhideWhenUsed="0" w:uiPriority="69" w:semiHidden="0" w:name="Medium Grid 3 Accent 2"/>
     <w:lsdException w:unhideWhenUsed="0" w:uiPriority="70" w:semiHidden="0" w:name="Dark List Accent 2"/>
     <w:lsdException w:unhideWhenUsed="0" w:uiPriority="71" w:semiHidden="0" w:name="Colorful Shading Accent 2"/>
-    <w:lsdException w:unhideWhenUsed="0" w:uiPriority="72" w:semiHidden="0" w:name="Colorful List Accent 2"/>
-    <w:lsdException w:unhideWhenUsed="0" w:uiPriority="73" w:semiHidden="0" w:name="Colorful Grid Accent 2"/>
+    <w:lsdException w:qFormat="1" w:unhideWhenUsed="0" w:uiPriority="72" w:semiHidden="0" w:name="Colorful List Accent 2"/>
+    <w:lsdException w:qFormat="1" w:unhideWhenUsed="0" w:uiPriority="73" w:semiHidden="0" w:name="Colorful Grid Accent 2"/>
     <w:lsdException w:unhideWhenUsed="0" w:uiPriority="60" w:semiHidden="0" w:name="Light Shading Accent 3"/>
     <w:lsdException w:unhideWhenUsed="0" w:uiPriority="61" w:semiHidden="0" w:name="Light List Accent 3"/>
     <w:lsdException w:unhideWhenUsed="0" w:uiPriority="62" w:semiHidden="0" w:name="Light Grid Accent 3"/>
@@ -1414,12 +1415,12 @@
     <w:lsdException w:unhideWhenUsed="0" w:uiPriority="65" w:semiHidden="0" w:name="Medium List 1 Accent 3"/>
     <w:lsdException w:unhideWhenUsed="0" w:uiPriority="66" w:semiHidden="0" w:name="Medium List 2 Accent 3"/>
     <w:lsdException w:unhideWhenUsed="0" w:uiPriority="67" w:semiHidden="0" w:name="Medium Grid 1 Accent 3"/>
-    <w:lsdException w:unhideWhenUsed="0" w:uiPriority="68" w:semiHidden="0" w:name="Medium Grid 2 Accent 3"/>
+    <w:lsdException w:qFormat="1" w:unhideWhenUsed="0" w:uiPriority="68" w:semiHidden="0" w:name="Medium Grid 2 Accent 3"/>
     <w:lsdException w:unhideWhenUsed="0" w:uiPriority="69" w:semiHidden="0" w:name="Medium Grid 3 Accent 3"/>
     <w:lsdException w:unhideWhenUsed="0" w:uiPriority="70" w:semiHidden="0" w:name="Dark List Accent 3"/>
-    <w:lsdException w:unhideWhenUsed="0" w:uiPriority="71" w:semiHidden="0" w:name="Colorful Shading Accent 3"/>
+    <w:lsdException w:qFormat="1" w:unhideWhenUsed="0" w:uiPriority="71" w:semiHidden="0" w:name="Colorful Shading Accent 3"/>
     <w:lsdException w:unhideWhenUsed="0" w:uiPriority="72" w:semiHidden="0" w:name="Colorful List Accent 3"/>
-    <w:lsdException w:unhideWhenUsed="0" w:uiPriority="73" w:semiHidden="0" w:name="Colorful Grid Accent 3"/>
+    <w:lsdException w:qFormat="1" w:unhideWhenUsed="0" w:uiPriority="73" w:semiHidden="0" w:name="Colorful Grid Accent 3"/>
     <w:lsdException w:unhideWhenUsed="0" w:uiPriority="60" w:semiHidden="0" w:name="Light Shading Accent 4"/>
     <w:lsdException w:unhideWhenUsed="0" w:uiPriority="61" w:semiHidden="0" w:name="Light List Accent 4"/>
     <w:lsdException w:unhideWhenUsed="0" w:uiPriority="62" w:semiHidden="0" w:name="Light Grid Accent 4"/>
@@ -1430,10 +1431,10 @@
     <w:lsdException w:unhideWhenUsed="0" w:uiPriority="67" w:semiHidden="0" w:name="Medium Grid 1 Accent 4"/>
     <w:lsdException w:unhideWhenUsed="0" w:uiPriority="68" w:semiHidden="0" w:name="Medium Grid 2 Accent 4"/>
     <w:lsdException w:unhideWhenUsed="0" w:uiPriority="69" w:semiHidden="0" w:name="Medium Grid 3 Accent 4"/>
-    <w:lsdException w:unhideWhenUsed="0" w:uiPriority="70" w:semiHidden="0" w:name="Dark List Accent 4"/>
+    <w:lsdException w:qFormat="1" w:unhideWhenUsed="0" w:uiPriority="70" w:semiHidden="0" w:name="Dark List Accent 4"/>
     <w:lsdException w:unhideWhenUsed="0" w:uiPriority="71" w:semiHidden="0" w:name="Colorful Shading Accent 4"/>
     <w:lsdException w:unhideWhenUsed="0" w:uiPriority="72" w:semiHidden="0" w:name="Colorful List Accent 4"/>
-    <w:lsdException w:unhideWhenUsed="0" w:uiPriority="73" w:semiHidden="0" w:name="Colorful Grid Accent 4"/>
+    <w:lsdException w:qFormat="1" w:unhideWhenUsed="0" w:uiPriority="73" w:semiHidden="0" w:name="Colorful Grid Accent 4"/>
     <w:lsdException w:unhideWhenUsed="0" w:uiPriority="60" w:semiHidden="0" w:name="Light Shading Accent 5"/>
     <w:lsdException w:unhideWhenUsed="0" w:uiPriority="61" w:semiHidden="0" w:name="Light List Accent 5"/>
     <w:lsdException w:unhideWhenUsed="0" w:uiPriority="62" w:semiHidden="0" w:name="Light Grid Accent 5"/>
@@ -1444,10 +1445,10 @@
     <w:lsdException w:unhideWhenUsed="0" w:uiPriority="67" w:semiHidden="0" w:name="Medium Grid 1 Accent 5"/>
     <w:lsdException w:unhideWhenUsed="0" w:uiPriority="68" w:semiHidden="0" w:name="Medium Grid 2 Accent 5"/>
     <w:lsdException w:unhideWhenUsed="0" w:uiPriority="69" w:semiHidden="0" w:name="Medium Grid 3 Accent 5"/>
-    <w:lsdException w:unhideWhenUsed="0" w:uiPriority="70" w:semiHidden="0" w:name="Dark List Accent 5"/>
+    <w:lsdException w:qFormat="1" w:unhideWhenUsed="0" w:uiPriority="70" w:semiHidden="0" w:name="Dark List Accent 5"/>
     <w:lsdException w:unhideWhenUsed="0" w:uiPriority="71" w:semiHidden="0" w:name="Colorful Shading Accent 5"/>
     <w:lsdException w:unhideWhenUsed="0" w:uiPriority="72" w:semiHidden="0" w:name="Colorful List Accent 5"/>
-    <w:lsdException w:unhideWhenUsed="0" w:uiPriority="73" w:semiHidden="0" w:name="Colorful Grid Accent 5"/>
+    <w:lsdException w:qFormat="1" w:unhideWhenUsed="0" w:uiPriority="73" w:semiHidden="0" w:name="Colorful Grid Accent 5"/>
     <w:lsdException w:unhideWhenUsed="0" w:uiPriority="60" w:semiHidden="0" w:name="Light Shading Accent 6"/>
     <w:lsdException w:unhideWhenUsed="0" w:uiPriority="61" w:semiHidden="0" w:name="Light List Accent 6"/>
     <w:lsdException w:unhideWhenUsed="0" w:uiPriority="62" w:semiHidden="0" w:name="Light Grid Accent 6"/>
@@ -1460,7 +1461,7 @@
     <w:lsdException w:unhideWhenUsed="0" w:uiPriority="69" w:semiHidden="0" w:name="Medium Grid 3 Accent 6"/>
     <w:lsdException w:unhideWhenUsed="0" w:uiPriority="70" w:semiHidden="0" w:name="Dark List Accent 6"/>
     <w:lsdException w:unhideWhenUsed="0" w:uiPriority="71" w:semiHidden="0" w:name="Colorful Shading Accent 6"/>
-    <w:lsdException w:unhideWhenUsed="0" w:uiPriority="72" w:semiHidden="0" w:name="Colorful List Accent 6"/>
+    <w:lsdException w:qFormat="1" w:unhideWhenUsed="0" w:uiPriority="72" w:semiHidden="0" w:name="Colorful List Accent 6"/>
     <w:lsdException w:unhideWhenUsed="0" w:uiPriority="73" w:semiHidden="0" w:name="Colorful Grid Accent 6"/>
   </w:latentStyles>
   <w:style w:type="paragraph" w:default="1" w:styleId="1">
@@ -11393,6 +11394,7 @@
   <w:style w:type="table" w:styleId="210">
     <w:name w:val="Medium Grid 2 Accent 3"/>
     <w:basedOn w:val="12"/>
+    <w:qFormat/>
     <w:uiPriority w:val="68"/>
     <w:rPr>
       <w:rFonts w:ascii="SimSun" w:hAnsi="SimSun" w:eastAsia="Courier New" w:cs="Times New Roman"/>
@@ -11969,6 +11971,7 @@
   <w:style w:type="table" w:styleId="215">
     <w:name w:val="Medium Grid 3 Accent 1"/>
     <w:basedOn w:val="12"/>
+    <w:qFormat/>
     <w:uiPriority w:val="69"/>
     <w:tblPr>
       <w:tblBorders>
@@ -13149,6 +13152,7 @@
   <w:style w:type="table" w:styleId="225">
     <w:name w:val="Dark List Accent 4"/>
     <w:basedOn w:val="12"/>
+    <w:qFormat/>
     <w:uiPriority w:val="70"/>
     <w:rPr>
       <w:color w:val="FFFFFF"/>
@@ -13252,6 +13256,7 @@
   <w:style w:type="table" w:styleId="226">
     <w:name w:val="Dark List Accent 5"/>
     <w:basedOn w:val="12"/>
+    <w:qFormat/>
     <w:uiPriority w:val="70"/>
     <w:rPr>
       <w:color w:val="FFFFFF"/>
@@ -13458,6 +13463,7 @@
   <w:style w:type="table" w:styleId="228">
     <w:name w:val="Colorful Shading"/>
     <w:basedOn w:val="12"/>
+    <w:qFormat/>
     <w:uiPriority w:val="71"/>
     <w:rPr>
       <w:color w:val="000000"/>
@@ -13567,6 +13573,7 @@
   <w:style w:type="table" w:styleId="229">
     <w:name w:val="Colorful Shading Accent 1"/>
     <w:basedOn w:val="12"/>
+    <w:qFormat/>
     <w:uiPriority w:val="71"/>
     <w:rPr>
       <w:color w:val="000000"/>
@@ -13785,6 +13792,7 @@
   <w:style w:type="table" w:styleId="231">
     <w:name w:val="Colorful Shading Accent 3"/>
     <w:basedOn w:val="12"/>
+    <w:qFormat/>
     <w:uiPriority w:val="71"/>
     <w:rPr>
       <w:color w:val="000000"/>
@@ -14211,6 +14219,7 @@
   <w:style w:type="table" w:styleId="235">
     <w:name w:val="Colorful List"/>
     <w:basedOn w:val="12"/>
+    <w:qFormat/>
     <w:uiPriority w:val="72"/>
     <w:rPr>
       <w:color w:val="000000"/>
@@ -14286,6 +14295,7 @@
   <w:style w:type="table" w:styleId="236">
     <w:name w:val="Colorful List Accent 1"/>
     <w:basedOn w:val="12"/>
+    <w:qFormat/>
     <w:uiPriority w:val="72"/>
     <w:rPr>
       <w:color w:val="000000"/>
@@ -14361,6 +14371,7 @@
   <w:style w:type="table" w:styleId="237">
     <w:name w:val="Colorful List Accent 2"/>
     <w:basedOn w:val="12"/>
+    <w:qFormat/>
     <w:uiPriority w:val="72"/>
     <w:rPr>
       <w:color w:val="000000"/>
@@ -14661,6 +14672,7 @@
   <w:style w:type="table" w:styleId="241">
     <w:name w:val="Colorful List Accent 6"/>
     <w:basedOn w:val="12"/>
+    <w:qFormat/>
     <w:uiPriority w:val="72"/>
     <w:rPr>
       <w:color w:val="000000"/>
@@ -14736,6 +14748,7 @@
   <w:style w:type="table" w:styleId="242">
     <w:name w:val="Colorful Grid"/>
     <w:basedOn w:val="12"/>
+    <w:qFormat/>
     <w:uiPriority w:val="73"/>
     <w:rPr>
       <w:color w:val="000000"/>
@@ -14803,6 +14816,7 @@
   <w:style w:type="table" w:styleId="243">
     <w:name w:val="Colorful Grid Accent 1"/>
     <w:basedOn w:val="12"/>
+    <w:qFormat/>
     <w:uiPriority w:val="73"/>
     <w:rPr>
       <w:color w:val="000000"/>
@@ -14870,6 +14884,7 @@
   <w:style w:type="table" w:styleId="244">
     <w:name w:val="Colorful Grid Accent 2"/>
     <w:basedOn w:val="12"/>
+    <w:qFormat/>
     <w:uiPriority w:val="73"/>
     <w:rPr>
       <w:color w:val="000000"/>
@@ -14937,6 +14952,7 @@
   <w:style w:type="table" w:styleId="245">
     <w:name w:val="Colorful Grid Accent 3"/>
     <w:basedOn w:val="12"/>
+    <w:qFormat/>
     <w:uiPriority w:val="73"/>
     <w:rPr>
       <w:color w:val="000000"/>
@@ -15004,6 +15020,7 @@
   <w:style w:type="table" w:styleId="246">
     <w:name w:val="Colorful Grid Accent 4"/>
     <w:basedOn w:val="12"/>
+    <w:qFormat/>
     <w:uiPriority w:val="73"/>
     <w:rPr>
       <w:color w:val="000000"/>
@@ -15071,6 +15088,7 @@
   <w:style w:type="table" w:styleId="247">
     <w:name w:val="Colorful Grid Accent 5"/>
     <w:basedOn w:val="12"/>
+    <w:qFormat/>
     <w:uiPriority w:val="73"/>
     <w:rPr>
       <w:color w:val="000000"/>
